--- a/docx/ru/BUFRCREX_CodeFlag_ru_25.docx
+++ b/docx/ru/BUFRCREX_CodeFlag_ru_25.docx
@@ -12697,7 +12697,7 @@
                 <w:b w:val="0"/>
                 <w:sz w:val="16"/>
               </w:rPr>
-              <w:t>(см. примечание)</w:t>
+              <w:t>Note 37: Концентрация гидрометеоров в облаке (0 20 130) указывает на количество гидрометеоров в 1 дм3.</w:t>
             </w:r>
           </w:p>
         </w:tc>
@@ -20090,7 +20090,7 @@
                 <w:b w:val="0"/>
                 <w:sz w:val="16"/>
               </w:rPr>
-              <w:t>(см. примечание)</w:t>
+              <w:t>Note 44: Руководство по приборам и методам наблюдений</w:t>
             </w:r>
           </w:p>
         </w:tc>

--- a/docx/ru/BUFRCREX_CodeFlag_ru_25.docx
+++ b/docx/ru/BUFRCREX_CodeFlag_ru_25.docx
@@ -22,7 +22,7 @@
           <w:b/>
           <w:sz w:val="18"/>
         </w:rPr>
-        <w:t>025004  Обработка отраженного сигнала</w:t>
+        <w:t>0 25 004  Обработка отраженного сигнала</w:t>
       </w:r>
     </w:p>
     <w:tbl>
@@ -309,7 +309,7 @@
           <w:b/>
           <w:sz w:val="18"/>
         </w:rPr>
-        <w:t>025005  Интегрирование отраженного сигнала</w:t>
+        <w:t>0 25 005  Интегрирование отраженного сигнала</w:t>
       </w:r>
     </w:p>
     <w:tbl>
@@ -596,7 +596,7 @@
           <w:b/>
           <w:sz w:val="18"/>
         </w:rPr>
-        <w:t>025006  Конверсия Z в R</w:t>
+        <w:t>0 25 006  Конверсия Z в R</w:t>
       </w:r>
     </w:p>
     <w:tbl>
@@ -981,7 +981,7 @@
           <w:b/>
           <w:sz w:val="18"/>
         </w:rPr>
-        <w:t>025009  Метод калибровки</w:t>
+        <w:t>0 25 009  Метод калибровки</w:t>
       </w:r>
     </w:p>
     <w:tbl>
@@ -1317,7 +1317,7 @@
           <w:b/>
           <w:sz w:val="18"/>
         </w:rPr>
-        <w:t>025010  Подавление мешающих отражений</w:t>
+        <w:t>0 25 010  Подавление мешающих отражений</w:t>
       </w:r>
     </w:p>
     <w:tbl>
@@ -1849,7 +1849,7 @@
           <w:b/>
           <w:sz w:val="18"/>
         </w:rPr>
-        <w:t>025011  Коррекция помех от земной поверхности (защита)</w:t>
+        <w:t>0 25 011  Коррекция помех от земной поверхности (защита)</w:t>
       </w:r>
     </w:p>
     <w:tbl>
@@ -2136,7 +2136,7 @@
           <w:b/>
           <w:sz w:val="18"/>
         </w:rPr>
-        <w:t>025012  Коррекция затухания с увеличением дальности</w:t>
+        <w:t>0 25 012  Коррекция затухания с увеличением дальности</w:t>
       </w:r>
     </w:p>
     <w:tbl>
@@ -2423,7 +2423,7 @@
           <w:b/>
           <w:sz w:val="18"/>
         </w:rPr>
-        <w:t>025013  Коррекция яркой полосы</w:t>
+        <w:t>0 25 013  Коррекция яркой полосы</w:t>
       </w:r>
     </w:p>
     <w:tbl>
@@ -2612,7 +2612,7 @@
           <w:b/>
           <w:sz w:val="18"/>
         </w:rPr>
-        <w:t>025015  Коррекция затухания на обтекателе</w:t>
+        <w:t>0 25 015  Коррекция затухания на обтекателе</w:t>
       </w:r>
     </w:p>
     <w:tbl>
@@ -2801,7 +2801,7 @@
           <w:b/>
           <w:sz w:val="18"/>
         </w:rPr>
-        <w:t>025017  Коррекция затухания в осадках</w:t>
+        <w:t>0 25 017  Коррекция затухания в осадках</w:t>
       </w:r>
     </w:p>
     <w:tbl>
@@ -2990,7 +2990,7 @@
           <w:b/>
           <w:sz w:val="18"/>
         </w:rPr>
-        <w:t>025020  Оценка средней скорости</w:t>
+        <w:t>0 25 020  Оценка средней скорости</w:t>
       </w:r>
     </w:p>
     <w:tbl>
@@ -3277,7 +3277,7 @@
           <w:b/>
           <w:sz w:val="18"/>
         </w:rPr>
-        <w:t>025021  Расширение расчета ветра</w:t>
+        <w:t>0 25 021  Расширение расчета ветра</w:t>
       </w:r>
     </w:p>
     <w:tbl>
@@ -3711,7 +3711,7 @@
           <w:b/>
           <w:sz w:val="18"/>
         </w:rPr>
-        <w:t>025022  Флаг неприемлемости ТПМВРГ</w:t>
+        <w:t>0 25 022  Флаг неприемлемости ТПМВРГ</w:t>
       </w:r>
     </w:p>
     <w:tbl>
@@ -4243,7 +4243,7 @@
           <w:b/>
           <w:sz w:val="18"/>
         </w:rPr>
-        <w:t>025023  Флаг достоверности ТПМВРГ</w:t>
+        <w:t>0 25 023  Флаг достоверности ТПМВРГ</w:t>
       </w:r>
     </w:p>
     <w:tbl>
@@ -4775,7 +4775,7 @@
           <w:b/>
           <w:sz w:val="18"/>
         </w:rPr>
-        <w:t>025024  Качество данных ТПМВРГ</w:t>
+        <w:t>0 25 024  Качество данных ТПМВРГ</w:t>
       </w:r>
     </w:p>
     <w:tbl>
@@ -5552,7 +5552,7 @@
           <w:b/>
           <w:sz w:val="18"/>
         </w:rPr>
-        <w:t>025029  Метод калибровки</w:t>
+        <w:t>0 25 029  Метод калибровки</w:t>
       </w:r>
     </w:p>
     <w:tbl>
@@ -5937,7 +5937,7 @@
           <w:b/>
           <w:sz w:val="18"/>
         </w:rPr>
-        <w:t>025030  Использование скользящей средней температуры поверхности моря</w:t>
+        <w:t>0 25 030  Использование скользящей средней температуры поверхности моря</w:t>
       </w:r>
     </w:p>
     <w:tbl>
@@ -6224,7 +6224,7 @@
           <w:b/>
           <w:sz w:val="18"/>
         </w:rPr>
-        <w:t>025031  Метод прореживания вертикальных профилей, полученных с помощью ЧПП</w:t>
+        <w:t>0 25 031  Метод прореживания вертикальных профилей, полученных с помощью ЧПП</w:t>
       </w:r>
     </w:p>
     <w:tbl>
@@ -6658,7 +6658,7 @@
           <w:b/>
           <w:sz w:val="18"/>
         </w:rPr>
-        <w:t>025032  Информация о режиме, в котором используется профилометр ветра</w:t>
+        <w:t>0 25 032  Информация о режиме, в котором используется профилометр ветра</w:t>
       </w:r>
     </w:p>
     <w:tbl>
@@ -6945,7 +6945,7 @@
           <w:b/>
           <w:sz w:val="18"/>
         </w:rPr>
-        <w:t>025033  Информация о поддиапазоне применения профилометра ветра</w:t>
+        <w:t>0 25 033  Информация о поддиапазоне применения профилометра ветра</w:t>
       </w:r>
     </w:p>
     <w:tbl>
@@ -7232,7 +7232,7 @@
           <w:b/>
           <w:sz w:val="18"/>
         </w:rPr>
-        <w:t>025034  Результаты контроля качества данных профилометра ветра</w:t>
+        <w:t>0 25 034  Результаты контроля качества данных профилометра ветра</w:t>
       </w:r>
     </w:p>
     <w:tbl>
@@ -7519,7 +7519,7 @@
           <w:b/>
           <w:sz w:val="18"/>
         </w:rPr>
-        <w:t>025035  Метод обнаружения атмосфериков</w:t>
+        <w:t>0 25 035  Метод обнаружения атмосфериков</w:t>
       </w:r>
     </w:p>
     <w:tbl>
@@ -8002,7 +8002,7 @@
           <w:b/>
           <w:sz w:val="18"/>
         </w:rPr>
-        <w:t>025036  Метод обнаружения атмосфериков</w:t>
+        <w:t>0 25 036  Метод обнаружения атмосфериков</w:t>
       </w:r>
     </w:p>
     <w:tbl>
@@ -8387,7 +8387,7 @@
           <w:b/>
           <w:sz w:val="18"/>
         </w:rPr>
-        <w:t>025040  Получение продукции о ветре по измерениям CO₂</w:t>
+        <w:t>0 25 040  Получение продукции о ветре по измерениям CO₂</w:t>
       </w:r>
     </w:p>
     <w:tbl>
@@ -9017,7 +9017,7 @@
           <w:b/>
           <w:sz w:val="18"/>
         </w:rPr>
-        <w:t>025041  Метод передачи сводок о направлении движения подвижной платформы</w:t>
+        <w:t>0 25 041  Метод передачи сводок о направлении движения подвижной платформы</w:t>
       </w:r>
     </w:p>
     <w:tbl>
@@ -9304,7 +9304,7 @@
           <w:b/>
           <w:sz w:val="18"/>
         </w:rPr>
-        <w:t>025042  Метод передачи сводок о скорости движения подвижной платформы</w:t>
+        <w:t>0 25 042  Метод передачи сводок о скорости движения подвижной платформы</w:t>
       </w:r>
     </w:p>
     <w:tbl>
@@ -9591,7 +9591,7 @@
           <w:b/>
           <w:sz w:val="18"/>
         </w:rPr>
-        <w:t>025045  Комбинация каналов HIRS</w:t>
+        <w:t>0 25 045  Комбинация каналов HIRS</w:t>
       </w:r>
     </w:p>
     <w:tbl>
@@ -9780,7 +9780,7 @@
           <w:b/>
           <w:sz w:val="18"/>
         </w:rPr>
-        <w:t>025046  Комбинация каналов MSU</w:t>
+        <w:t>0 25 046  Комбинация каналов MSU</w:t>
       </w:r>
     </w:p>
     <w:tbl>
@@ -9969,7 +9969,7 @@
           <w:b/>
           <w:sz w:val="18"/>
         </w:rPr>
-        <w:t>025047  Комбинация каналов SSU</w:t>
+        <w:t>0 25 047  Комбинация каналов SSU</w:t>
       </w:r>
     </w:p>
     <w:tbl>
@@ -10158,7 +10158,7 @@
           <w:b/>
           <w:sz w:val="18"/>
         </w:rPr>
-        <w:t>025048  Комбинация каналов AMSU-A</w:t>
+        <w:t>0 25 048  Комбинация каналов AMSU-A</w:t>
       </w:r>
     </w:p>
     <w:tbl>
@@ -10347,7 +10347,7 @@
           <w:b/>
           <w:sz w:val="18"/>
         </w:rPr>
-        <w:t>025049  Комбинация каналов AMSU-B</w:t>
+        <w:t>0 25 049  Комбинация каналов AMSU-B</w:t>
       </w:r>
     </w:p>
     <w:tbl>
@@ -10536,7 +10536,7 @@
           <w:b/>
           <w:sz w:val="18"/>
         </w:rPr>
-        <w:t>025051  Комбинация каналов AVHRR</w:t>
+        <w:t>0 25 051  Комбинация каналов AVHRR</w:t>
       </w:r>
     </w:p>
     <w:tbl>
@@ -10725,7 +10725,7 @@
           <w:b/>
           <w:sz w:val="18"/>
         </w:rPr>
-        <w:t>025053  Качество наблюдений</w:t>
+        <w:t>0 25 053  Качество наблюдений</w:t>
       </w:r>
     </w:p>
     <w:tbl>
@@ -11208,7 +11208,7 @@
           <w:b/>
           <w:sz w:val="18"/>
         </w:rPr>
-        <w:t>025063  Указатель центрального процессора или системы</w:t>
+        <w:t>0 25 063  Указатель центрального процессора или системы</w:t>
       </w:r>
     </w:p>
     <w:tbl>
@@ -11544,7 +11544,7 @@
           <w:b/>
           <w:sz w:val="18"/>
         </w:rPr>
-        <w:t>025069  Поправки давления на высоту</w:t>
+        <w:t>0 25 069  Поправки давления на высоту</w:t>
       </w:r>
     </w:p>
     <w:tbl>
@@ -12027,7 +12027,7 @@
           <w:b/>
           <w:sz w:val="18"/>
         </w:rPr>
-        <w:t>025086  Указатель корректировки глубины</w:t>
+        <w:t>0 25 086  Указатель корректировки глубины</w:t>
       </w:r>
     </w:p>
     <w:tbl>
@@ -12314,7 +12314,7 @@
           <w:b/>
           <w:sz w:val="18"/>
         </w:rPr>
-        <w:t>025090  Флаг характеристики орбиты</w:t>
+        <w:t>0 25 090  Флаг характеристики орбиты</w:t>
       </w:r>
     </w:p>
     <w:tbl>
@@ -12994,7 +12994,7 @@
           <w:b/>
           <w:sz w:val="18"/>
         </w:rPr>
-        <w:t>025093  Корректировка расчета данных РАСС</w:t>
+        <w:t>0 25 093  Корректировка расчета данных РАСС</w:t>
       </w:r>
     </w:p>
     <w:tbl>
@@ -13330,7 +13330,7 @@
           <w:b/>
           <w:sz w:val="18"/>
         </w:rPr>
-        <w:t>025095  Флаг состояния высотомера</w:t>
+        <w:t>0 25 095  Флаг состояния высотомера</w:t>
       </w:r>
     </w:p>
     <w:tbl>
@@ -13519,7 +13519,7 @@
           <w:b/>
           <w:sz w:val="18"/>
         </w:rPr>
-        <w:t>025096  Флаг состояния радиометра</w:t>
+        <w:t>0 25 096  Флаг состояния радиометра</w:t>
       </w:r>
     </w:p>
     <w:tbl>
@@ -13855,7 +13855,7 @@
           <w:b/>
           <w:sz w:val="18"/>
         </w:rPr>
-        <w:t>025097  Трехмерная оценка ошибки орбиты навигатора</w:t>
+        <w:t>0 25 097  Трехмерная оценка ошибки орбиты навигатора</w:t>
       </w:r>
     </w:p>
     <w:tbl>
@@ -14534,7 +14534,7 @@
           <w:b/>
           <w:sz w:val="18"/>
         </w:rPr>
-        <w:t>025098  Флаг качества данных альтиметра (0 — хорошее, 1 — плохое)</w:t>
+        <w:t>0 25 098  Флаг качества данных альтиметра (0 — хорошее, 1 — плохое)</w:t>
       </w:r>
     </w:p>
     <w:tbl>
@@ -15066,7 +15066,7 @@
           <w:b/>
           <w:sz w:val="18"/>
         </w:rPr>
-        <w:t>025099  Флаг качества коррекции альтиметра (0 — хорошее, 1 — плохое)</w:t>
+        <w:t>0 25 099  Флаг качества коррекции альтиметра (0 — хорошее, 1 — плохое)</w:t>
       </w:r>
     </w:p>
     <w:tbl>
@@ -15549,7 +15549,7 @@
           <w:b/>
           <w:sz w:val="18"/>
         </w:rPr>
-        <w:t>025110  Краткая сводка об обработке изображения</w:t>
+        <w:t>0 25 110  Краткая сводка об обработке изображения</w:t>
       </w:r>
     </w:p>
     <w:tbl>
@@ -16032,7 +16032,7 @@
           <w:b/>
           <w:sz w:val="18"/>
         </w:rPr>
-        <w:t>025112  Флаг качества данных альтиметра для специфической полосы частот (0 — хорошее, 1 — плохое)</w:t>
+        <w:t>0 25 112  Флаг качества данных альтиметра для специфической полосы частот (0 — хорошее, 1 — плохое)</w:t>
       </w:r>
     </w:p>
     <w:tbl>
@@ -16466,7 +16466,7 @@
           <w:b/>
           <w:sz w:val="18"/>
         </w:rPr>
-        <w:t>025113  Флаг качества коррекции альтиметра для специфической полосы частот (0 — хорошее, 1 — плохое)</w:t>
+        <w:t>0 25 113  Флаг качества коррекции альтиметра для специфической полосы частот (0 — хорошее, 1 — плохое)</w:t>
       </w:r>
     </w:p>
     <w:tbl>
@@ -16802,7 +16802,7 @@
           <w:b/>
           <w:sz w:val="18"/>
         </w:rPr>
-        <w:t>025120  Флаги обработки RA2-L2</w:t>
+        <w:t>0 25 120  Флаги обработки RA2-L2</w:t>
       </w:r>
     </w:p>
     <w:tbl>
@@ -17089,7 +17089,7 @@
           <w:b/>
           <w:sz w:val="18"/>
         </w:rPr>
-        <w:t>025122  Аппаратная конфигурация RF</w:t>
+        <w:t>0 25 122  Аппаратная конфигурация RF</w:t>
       </w:r>
     </w:p>
     <w:tbl>
@@ -17376,7 +17376,7 @@
           <w:b/>
           <w:sz w:val="18"/>
         </w:rPr>
-        <w:t>025123  Аппаратная конфигурация НРА</w:t>
+        <w:t>0 25 123  Аппаратная конфигурация НРА</w:t>
       </w:r>
     </w:p>
     <w:tbl>
@@ -17663,7 +17663,7 @@
           <w:b/>
           <w:sz w:val="18"/>
         </w:rPr>
-        <w:t>025124  Флаги обработки MWR – L2</w:t>
+        <w:t>0 25 124  Флаги обработки MWR – L2</w:t>
       </w:r>
     </w:p>
     <w:tbl>
@@ -17950,7 +17950,7 @@
           <w:b/>
           <w:sz w:val="18"/>
         </w:rPr>
-        <w:t>025150  Метод анализа интенсивности тропического циклона с использованием спутниковых данных</w:t>
+        <w:t>0 25 150  Метод анализа интенсивности тропического циклона с использованием спутниковых данных</w:t>
       </w:r>
     </w:p>
     <w:tbl>
@@ -18237,7 +18237,7 @@
           <w:b/>
           <w:sz w:val="18"/>
         </w:rPr>
-        <w:t>025174  Флаг информации о СМОС</w:t>
+        <w:t>0 25 174  Флаг информации о СМОС</w:t>
       </w:r>
     </w:p>
     <w:tbl>
@@ -19014,7 +19014,7 @@
           <w:b/>
           <w:sz w:val="18"/>
         </w:rPr>
-        <w:t>025181  Флаг обработки данных L2</w:t>
+        <w:t>0 25 181  Флаг обработки данных L2</w:t>
       </w:r>
     </w:p>
     <w:tbl>
@@ -19252,7 +19252,7 @@
           <w:b/>
           <w:sz w:val="18"/>
         </w:rPr>
-        <w:t>025182  Флаг обработки данных L1</w:t>
+        <w:t>0 25 182  Флаг обработки данных L1</w:t>
       </w:r>
     </w:p>
     <w:tbl>
@@ -19490,7 +19490,7 @@
           <w:b/>
           <w:sz w:val="18"/>
         </w:rPr>
-        <w:t>025184  Статус продукции L2</w:t>
+        <w:t>0 25 184  Статус продукции L2</w:t>
       </w:r>
     </w:p>
     <w:tbl>
@@ -19728,7 +19728,7 @@
           <w:b/>
           <w:sz w:val="18"/>
         </w:rPr>
-        <w:t>025185  Метод шифрования</w:t>
+        <w:t>0 25 185  Метод шифрования</w:t>
       </w:r>
     </w:p>
     <w:tbl>
@@ -19966,7 +19966,7 @@
           <w:b/>
           <w:sz w:val="18"/>
         </w:rPr>
-        <w:t>025187  Флаг достоверности</w:t>
+        <w:t>0 25 187  Флаг достоверности</w:t>
       </w:r>
     </w:p>
     <w:tbl>
@@ -20253,7 +20253,7 @@
           <w:b/>
           <w:sz w:val="18"/>
         </w:rPr>
-        <w:t>025188  Метод приведения давления к уровню моря</w:t>
+        <w:t>0 25 188  Метод приведения давления к уровню моря</w:t>
       </w:r>
     </w:p>
     <w:tbl>
@@ -20688,7 +20688,7 @@
           <w:b/>
           <w:sz w:val="18"/>
         </w:rPr>
-        <w:t>025190  Режим обработки отраженного сигнала альтиметра</w:t>
+        <w:t>0 25 190  Режим обработки отраженного сигнала альтиметра</w:t>
       </w:r>
     </w:p>
     <w:tbl>
@@ -21171,7 +21171,7 @@
           <w:b/>
           <w:sz w:val="18"/>
         </w:rPr>
-        <w:t>025191  Режим слежения за альтиметром</w:t>
+        <w:t>0 25 191  Режим слежения за альтиметром</w:t>
       </w:r>
     </w:p>
     <w:tbl>

--- a/docx/ru/BUFRCREX_CodeFlag_ru_25.docx
+++ b/docx/ru/BUFRCREX_CodeFlag_ru_25.docx
@@ -1573,6 +1573,16 @@
         </w:tc>
       </w:tr>
     </w:tbl>
+    <w:p>
+      <w:r>
+        <w:rPr>
+          <w:rFonts w:ascii="Verdana" w:hAnsi="Verdana"/>
+          <w:i/>
+          <w:sz w:val="14"/>
+        </w:rPr>
+        <w:t>Note 35: Дескриптор 0 25 009 исключен. Вместо него следует использовать дескриптор 0 25 029.</w:t>
+      </w:r>
+    </w:p>
     <w:p/>
     <w:p>
       <w:r>
@@ -8036,6 +8046,16 @@
         </w:tc>
       </w:tr>
     </w:tbl>
+    <w:p>
+      <w:r>
+        <w:rPr>
+          <w:rFonts w:ascii="Verdana" w:hAnsi="Verdana"/>
+          <w:i/>
+          <w:sz w:val="14"/>
+        </w:rPr>
+        <w:t>Note 60: Ни одна из кодовых цифр не исключает добавления интерполированных уровней по усмотрению центра-поставщика</w:t>
+      </w:r>
+    </w:p>
     <w:p/>
     <w:p>
       <w:r>
@@ -11237,6 +11257,16 @@
         </w:tc>
       </w:tr>
     </w:tbl>
+    <w:p>
+      <w:r>
+        <w:rPr>
+          <w:rFonts w:ascii="Verdana" w:hAnsi="Verdana"/>
+          <w:i/>
+          <w:sz w:val="14"/>
+        </w:rPr>
+        <w:t>Note 94: Там, где первоначальный метод передачи указывается кодовой цифрой 1, в целях получения достоверных значений данных, соответствующих дескриптору 0 01 012, рекомендуется следующее преобразование: Передаваемое значение Значение данных 0 0 1 45 2 90 3 135 4 180 5 225 6 270 7 315 8 360 9 511</w:t>
+      </w:r>
+    </w:p>
     <w:p/>
     <w:p>
       <w:r>
@@ -11581,6 +11611,16 @@
         </w:tc>
       </w:tr>
     </w:tbl>
+    <w:p>
+      <w:r>
+        <w:rPr>
+          <w:rFonts w:ascii="Verdana" w:hAnsi="Verdana"/>
+          <w:i/>
+          <w:sz w:val="14"/>
+        </w:rPr>
+        <w:t>Note 95: Там, где первоначальный метод передачи указывается кодовой цифрой 1, в целях получения точных значений данных, соответствующих дескриптору 0 01 013, рекомендуется следующее преобразование: Передаваемое значение Значение данных 0 0 1 1 2 4 3 7 4 9 5 12 6 14 7 17 8 19 9 21 / 1023</w:t>
+      </w:r>
+    </w:p>
     <w:p/>
     <w:p>
       <w:r>
@@ -18184,6 +18224,16 @@
         </w:tc>
       </w:tr>
     </w:tbl>
+    <w:p>
+      <w:r>
+        <w:rPr>
+          <w:rFonts w:ascii="Verdana" w:hAnsi="Verdana"/>
+          <w:i/>
+          <w:sz w:val="14"/>
+        </w:rPr>
+        <w:t>Note 5: (0 = хорошее; 1 = плохое)</w:t>
+      </w:r>
+    </w:p>
     <w:p/>
     <w:p>
       <w:r>
@@ -18772,6 +18822,16 @@
         </w:tc>
       </w:tr>
     </w:tbl>
+    <w:p>
+      <w:r>
+        <w:rPr>
+          <w:rFonts w:ascii="Verdana" w:hAnsi="Verdana"/>
+          <w:i/>
+          <w:sz w:val="14"/>
+        </w:rPr>
+        <w:t>Note 5: (0 = хорошее; 1 = плохое)</w:t>
+      </w:r>
+    </w:p>
     <w:p/>
     <w:p>
       <w:r>
@@ -19887,6 +19947,16 @@
         </w:tc>
       </w:tr>
     </w:tbl>
+    <w:p>
+      <w:r>
+        <w:rPr>
+          <w:rFonts w:ascii="Verdana" w:hAnsi="Verdana"/>
+          <w:i/>
+          <w:sz w:val="14"/>
+        </w:rPr>
+        <w:t>Note 5: (0 = хорошее; 1 = плохое)</w:t>
+      </w:r>
+    </w:p>
     <w:p/>
     <w:p>
       <w:r>
@@ -20292,6 +20362,16 @@
         </w:tc>
       </w:tr>
     </w:tbl>
+    <w:p>
+      <w:r>
+        <w:rPr>
+          <w:rFonts w:ascii="Verdana" w:hAnsi="Verdana"/>
+          <w:i/>
+          <w:sz w:val="14"/>
+        </w:rPr>
+        <w:t>Note 5: (0 = хорошее; 1 = плохое)</w:t>
+      </w:r>
+    </w:p>
     <w:p/>
     <w:p>
       <w:r>
@@ -25964,517 +26044,6 @@
       </w:tr>
     </w:tbl>
     <w:p/>
-    <w:p/>
-    <w:p>
-      <w:r>
-        <w:rPr>
-          <w:rFonts w:ascii="Verdana" w:hAnsi="Verdana"/>
-          <w:i/>
-          <w:sz w:val="14"/>
-        </w:rPr>
-        <w:t>Note 2: «Ясно» или «сплошная облачность» кодируются соответственно цифрами 0 и 8.</w:t>
-      </w:r>
-    </w:p>
-    <w:p>
-      <w:r>
-        <w:rPr>
-          <w:rFonts w:ascii="Verdana" w:hAnsi="Verdana"/>
-          <w:i/>
-          <w:sz w:val="14"/>
-        </w:rPr>
-        <w:t>Note 5: (0 = хорошее; 1 = плохое)</w:t>
-      </w:r>
-    </w:p>
-    <w:p>
-      <w:r>
-        <w:rPr>
-          <w:rFonts w:ascii="Verdana" w:hAnsi="Verdana"/>
-          <w:i/>
-          <w:sz w:val="14"/>
-        </w:rPr>
-        <w:t>Note 6: (См. общую кодовую таблицу С-1 в части С/с.)</w:t>
-      </w:r>
-    </w:p>
-    <w:p>
-      <w:r>
-        <w:rPr>
-          <w:rFonts w:ascii="Verdana" w:hAnsi="Verdana"/>
-          <w:i/>
-          <w:sz w:val="14"/>
-        </w:rPr>
-        <w:t>Note 7: (См. общую кодовую таблицу С-2 в части С/с.)</w:t>
-      </w:r>
-    </w:p>
-    <w:p>
-      <w:r>
-        <w:rPr>
-          <w:rFonts w:ascii="Verdana" w:hAnsi="Verdana"/>
-          <w:i/>
-          <w:sz w:val="14"/>
-        </w:rPr>
-        <w:t>Note 8: (См. общую кодовую таблицу С-3)</w:t>
-      </w:r>
-    </w:p>
-    <w:p>
-      <w:r>
-        <w:rPr>
-          <w:rFonts w:ascii="Verdana" w:hAnsi="Verdana"/>
-          <w:i/>
-          <w:sz w:val="14"/>
-        </w:rPr>
-        <w:t>Note 9: (См. общую кодовую таблицу С-4)</w:t>
-      </w:r>
-    </w:p>
-    <w:p>
-      <w:r>
-        <w:rPr>
-          <w:rFonts w:ascii="Verdana" w:hAnsi="Verdana"/>
-          <w:i/>
-          <w:sz w:val="14"/>
-        </w:rPr>
-        <w:t>Note 10: (См. общую кодовую таблицу С-5 в части С/с.)</w:t>
-      </w:r>
-    </w:p>
-    <w:p>
-      <w:r>
-        <w:rPr>
-          <w:rFonts w:ascii="Verdana" w:hAnsi="Verdana"/>
-          <w:i/>
-          <w:sz w:val="14"/>
-        </w:rPr>
-        <w:t>Note 11: (См. общую кодовую таблицу С-7 в части С/с.)</w:t>
-      </w:r>
-    </w:p>
-    <w:p>
-      <w:r>
-        <w:rPr>
-          <w:rFonts w:ascii="Verdana" w:hAnsi="Verdana"/>
-          <w:i/>
-          <w:sz w:val="14"/>
-        </w:rPr>
-        <w:t>Note 12: (См. общую кодовую таблицу С-8 в части С/с.)</w:t>
-      </w:r>
-    </w:p>
-    <w:p>
-      <w:r>
-        <w:rPr>
-          <w:rFonts w:ascii="Verdana" w:hAnsi="Verdana"/>
-          <w:i/>
-          <w:sz w:val="14"/>
-        </w:rPr>
-        <w:t>Note 14: (Будет определено самими центрами — см. общую кодовую таблицу С-12 в части С/с.)</w:t>
-      </w:r>
-    </w:p>
-    <w:p>
-      <w:r>
-        <w:rPr>
-          <w:rFonts w:ascii="Verdana" w:hAnsi="Verdana"/>
-          <w:i/>
-          <w:sz w:val="14"/>
-        </w:rPr>
-        <w:t>Note 15: (Будут разработаны)</w:t>
-      </w:r>
-    </w:p>
-    <w:p>
-      <w:r>
-        <w:rPr>
-          <w:rFonts w:ascii="Verdana" w:hAnsi="Verdana"/>
-          <w:i/>
-          <w:sz w:val="14"/>
-        </w:rPr>
-        <w:t>Note 16: Последовательность двух или более пар координат местоположения, таких как широта и долгота, определяет линию или многоугольник. Точки следует соединять в соответствии с порядком, данным в сообщении. Любая описываемая зона будет расположена слева от проведенной границы в направлении, установленном порядком, данным в сообщении. Это определение применяется к простым непересекающимся многоугольникам, без пробелов.</w:t>
-      </w:r>
-    </w:p>
-    <w:p>
-      <w:r>
-        <w:rPr>
-          <w:rFonts w:ascii="Verdana" w:hAnsi="Verdana"/>
-          <w:i/>
-          <w:sz w:val="14"/>
-        </w:rPr>
-        <w:t>Note 17: Если все биты установлены на 0, это означает, что калибровка правильная.</w:t>
-      </w:r>
-    </w:p>
-    <w:p>
-      <w:r>
-        <w:rPr>
-          <w:rFonts w:ascii="Verdana" w:hAnsi="Verdana"/>
-          <w:i/>
-          <w:sz w:val="14"/>
-        </w:rPr>
-        <w:t>Note 18: Все статистические данные первого порядка выражены в единицах измерения, определенных первоначальными дескрипторами данных.</w:t>
-      </w:r>
-    </w:p>
-    <w:p>
-      <w:r>
-        <w:rPr>
-          <w:rFonts w:ascii="Verdana" w:hAnsi="Verdana"/>
-          <w:i/>
-          <w:sz w:val="14"/>
-        </w:rPr>
-        <w:t>Note 19: Значимость ассоциированного поля должна использоваться на первоначальном этапе совместно с качеством данных наблюдений.</w:t>
-      </w:r>
-    </w:p>
-    <w:p>
-      <w:r>
-        <w:rPr>
-          <w:rFonts w:ascii="Verdana" w:hAnsi="Verdana"/>
-          <w:i/>
-          <w:sz w:val="14"/>
-        </w:rPr>
-        <w:t>Note 21: Начиная с позиции первого бита (бит старшего разряда), при приведении бита к цифре 1 канал используется. Если бит приводится к нулю, канал не используется.</w:t>
-      </w:r>
-    </w:p>
-    <w:p>
-      <w:r>
-        <w:rPr>
-          <w:rFonts w:ascii="Verdana" w:hAnsi="Verdana"/>
-          <w:i/>
-          <w:sz w:val="14"/>
-        </w:rPr>
-        <w:t>Note 23: Битовые флаги показывают прибор и/или каналы, используемые при получении различных физических параметров. Если в какой-либо группе параметров все биты = 0, то для этого параметра или группы параметров не производилась обработка.</w:t>
-      </w:r>
-    </w:p>
-    <w:p>
-      <w:r>
-        <w:rPr>
-          <w:rFonts w:ascii="Verdana" w:hAnsi="Verdana"/>
-          <w:i/>
-          <w:sz w:val="14"/>
-        </w:rPr>
-        <w:t>Note 24: Биты 1-4 представляют код погрешности времени. В том случае, когда все биты установлены на 0, это означает, что время сканирования соответствует предсказанному времени.</w:t>
-      </w:r>
-    </w:p>
-    <w:p>
-      <w:r>
-        <w:rPr>
-          <w:rFonts w:ascii="Verdana" w:hAnsi="Verdana"/>
-          <w:i/>
-          <w:sz w:val="14"/>
-        </w:rPr>
-        <w:t>Note 25: Биты 11-17 представляют код погрешности географического местоположения. В том случае, когда все биты установлены на 0, это означает, что географическое местоположение является нормальным.</w:t>
-      </w:r>
-    </w:p>
-    <w:p>
-      <w:r>
-        <w:rPr>
-          <w:rFonts w:ascii="Verdana" w:hAnsi="Verdana"/>
-          <w:i/>
-          <w:sz w:val="14"/>
-        </w:rPr>
-        <w:t>Note 27: Биты 5-10 представляют код погрешности калибровки. В том случае, когда все биты установлены на 0, это означает, что калибровка нормальная. В том случае, когда тот или иной из битов 5, 7 и 10 установлен на 1, это означает, что были использованы вторичные коэффициенты калибровки.</w:t>
-      </w:r>
-    </w:p>
-    <w:p>
-      <w:r>
-        <w:rPr>
-          <w:rFonts w:ascii="Verdana" w:hAnsi="Verdana"/>
-          <w:i/>
-          <w:sz w:val="14"/>
-        </w:rPr>
-        <w:t>Note 32: Кодовые цифры 1-9: Продолжительность и время измерения течения (векторный или доплеровский метод получения профиля течения).</w:t>
-      </w:r>
-    </w:p>
-    <w:p>
-      <w:r>
-        <w:rPr>
-          <w:rFonts w:ascii="Verdana" w:hAnsi="Verdana"/>
-          <w:i/>
-          <w:sz w:val="14"/>
-        </w:rPr>
-        <w:t>Note 33: Кодовые цифры 11-19: Период измерения течения (дрейфовый метод).</w:t>
-      </w:r>
-    </w:p>
-    <w:p>
-      <w:r>
-        <w:rPr>
-          <w:rFonts w:ascii="Verdana" w:hAnsi="Verdana"/>
-          <w:i/>
-          <w:sz w:val="14"/>
-        </w:rPr>
-        <w:t>Note 34: Средняя часть данной кодовой таблицы (кодовые цифры 100-199) включает термины на нескольких уровнях, которые могут быть использованы для простых и более сложных автоматических станций.</w:t>
-      </w:r>
-    </w:p>
-    <w:p>
-      <w:r>
-        <w:rPr>
-          <w:rFonts w:ascii="Verdana" w:hAnsi="Verdana"/>
-          <w:i/>
-          <w:sz w:val="14"/>
-        </w:rPr>
-        <w:t>Note 35: Дескриптор 0 25 009 исключен. Вместо него следует использовать дескриптор 0 25 029.</w:t>
-      </w:r>
-    </w:p>
-    <w:p>
-      <w:r>
-        <w:rPr>
-          <w:rFonts w:ascii="Verdana" w:hAnsi="Verdana"/>
-          <w:i/>
-          <w:sz w:val="14"/>
-        </w:rPr>
-        <w:t>Note 36: Данные о разностях — это значения разности, размеры которых аналогичны размерам соответствующих сообщаемых значений в отношении единиц измерения, но пределы которых установлены на нуль (например: разность между сообщенными и анализированными значениями, разность между сообщенными и прогнозированными значениями и т. д.).</w:t>
-      </w:r>
-    </w:p>
-    <w:p>
-      <w:r>
-        <w:rPr>
-          <w:rFonts w:ascii="Verdana" w:hAnsi="Verdana"/>
-          <w:i/>
-          <w:sz w:val="14"/>
-        </w:rPr>
-        <w:t>Note 39: EPSG представляет собой набор данных по системам координат и ее преобразованиям, который изначально был создан и поддерживался Европейской группой нефтепоисковых исследований. В настоящее время он поддерживается подкомитетом по геодезии Комитета по геоматике Международной ассоциации производителей нефти и газа.</w:t>
-      </w:r>
-    </w:p>
-    <w:p>
-      <w:r>
-        <w:rPr>
-          <w:rFonts w:ascii="Verdana" w:hAnsi="Verdana"/>
-          <w:i/>
-          <w:sz w:val="14"/>
-        </w:rPr>
-        <w:t>Note 42: Могут быть разработаны дополнительные применения.</w:t>
-      </w:r>
-    </w:p>
-    <w:p>
-      <w:r>
-        <w:rPr>
-          <w:rFonts w:ascii="Verdana" w:hAnsi="Verdana"/>
-          <w:i/>
-          <w:sz w:val="14"/>
-        </w:rPr>
-        <w:t>Note 43: Общие термины обозначения погоды (например: туман, морось) предназначены для использования на автоматических станциях, которые могут определить тип погоды, но не дают никакой другой информации. Общие термины обозначаются в кодовой таблице большими буквами.</w:t>
-      </w:r>
-    </w:p>
-    <w:p>
-      <w:r>
-        <w:rPr>
-          <w:rFonts w:ascii="Verdana" w:hAnsi="Verdana"/>
-          <w:i/>
-          <w:sz w:val="14"/>
-        </w:rPr>
-        <w:t>Note 45: H = Время наблюдения.</w:t>
-      </w:r>
-    </w:p>
-    <w:p>
-      <w:r>
-        <w:rPr>
-          <w:rFonts w:ascii="Verdana" w:hAnsi="Verdana"/>
-          <w:i/>
-          <w:sz w:val="14"/>
-        </w:rPr>
-        <w:t>Note 49: Если бит установлен на 1, указание действительно.</w:t>
-      </w:r>
-    </w:p>
-    <w:p>
-      <w:r>
-        <w:rPr>
-          <w:rFonts w:ascii="Verdana" w:hAnsi="Verdana"/>
-          <w:i/>
-          <w:sz w:val="14"/>
-        </w:rPr>
-        <w:t>Note 50: Определения в кодовых цифрах 0-2 и 4 применяются для обнаженной репрезентативной поверхности почвы, а цифры 3, 5-9 и 10-19 — к открытому репрезентативному району.</w:t>
-      </w:r>
-    </w:p>
-    <w:p>
-      <w:r>
-        <w:rPr>
-          <w:rFonts w:ascii="Verdana" w:hAnsi="Verdana"/>
-          <w:i/>
-          <w:sz w:val="14"/>
-        </w:rPr>
-        <w:t>Note 52: В сводках с автоматических станций следует использовать кодовую цифру 2, когда тенденция является положительной; 7 — отрицательной и 4, когда давление является таким же, как и 3 часа назад.</w:t>
-      </w:r>
-    </w:p>
-    <w:p>
-      <w:r>
-        <w:rPr>
-          <w:rFonts w:ascii="Verdana" w:hAnsi="Verdana"/>
-          <w:i/>
-          <w:sz w:val="14"/>
-        </w:rPr>
-        <w:t>Note 53: В сводках от тропических станций, сообщающих суточные изменения, следует использовать кодовую цифру 2 при положительной тенденции; 7 — при отрицательной тенденции и 4 — в случае, если давление остается таким же, как и за предшествующие 24 часа.</w:t>
-      </w:r>
-    </w:p>
-    <w:p>
-      <w:r>
-        <w:rPr>
-          <w:rFonts w:ascii="Verdana" w:hAnsi="Verdana"/>
-          <w:i/>
-          <w:sz w:val="14"/>
-        </w:rPr>
-        <w:t>Note 54: В данной кодовой таблице всякий раз, когда упоминается лед, это также включает в себя другие твердые осадки, отличные от снега.</w:t>
-      </w:r>
-    </w:p>
-    <w:p>
-      <w:r>
-        <w:rPr>
-          <w:rFonts w:ascii="Verdana" w:hAnsi="Verdana"/>
-          <w:i/>
-          <w:sz w:val="14"/>
-        </w:rPr>
-        <w:t>Note 57: Смешанные осадки обозначаются путем установки на единицу битов всех наблюдаемых самостоятельных типов осадков.</w:t>
-      </w:r>
-    </w:p>
-    <w:p>
-      <w:r>
-        <w:rPr>
-          <w:rFonts w:ascii="Verdana" w:hAnsi="Verdana"/>
-          <w:i/>
-          <w:sz w:val="14"/>
-        </w:rPr>
-        <w:t>Note 59: Новые локальные названия шторма различной интенсивности следует добавлять в соответствии с необходимостью.</w:t>
-      </w:r>
-    </w:p>
-    <w:p>
-      <w:r>
-        <w:rPr>
-          <w:rFonts w:ascii="Verdana" w:hAnsi="Verdana"/>
-          <w:i/>
-          <w:sz w:val="14"/>
-        </w:rPr>
-        <w:t>Note 60: Ни одна из кодовых цифр не исключает добавления интерполированных уровней по усмотрению центра-поставщика</w:t>
-      </w:r>
-    </w:p>
-    <w:p>
-      <w:r>
-        <w:rPr>
-          <w:rFonts w:ascii="Verdana" w:hAnsi="Verdana"/>
-          <w:i/>
-          <w:sz w:val="14"/>
-        </w:rPr>
-        <w:t>Note 63: Явление, указанное в данной таблице флагов, означает любое явление, включая осадки и явления, ухудшающие видимость.</w:t>
-      </w:r>
-    </w:p>
-    <w:p>
-      <w:r>
-        <w:rPr>
-          <w:rFonts w:ascii="Verdana" w:hAnsi="Verdana"/>
-          <w:i/>
-          <w:sz w:val="14"/>
-        </w:rPr>
-        <w:t>Note 75: Определения в кодовых цифрах 0-2 и 4 применяются для обнаженной репрезентативной поверхности почвы, а цифры 3, 5-9 и 10-19 — к открытому репрезентативному району.</w:t>
-      </w:r>
-    </w:p>
-    <w:p>
-      <w:r>
-        <w:rPr>
-          <w:rFonts w:ascii="Verdana" w:hAnsi="Verdana"/>
-          <w:i/>
-          <w:sz w:val="14"/>
-        </w:rPr>
-        <w:t>Note 76: Эти величины относятся к хорошо сформированному ветровому волнению в открытом море. В то время как предпочтение следует отдавать описательным терминам, значения этих высот могут использоваться наблюдателем как руководство при передаче состояния поверхности моря, которое возникает в результате различных факторов, таких, как ветер, зыбь, течения, угол между направлением ветра и зыби и т. д.</w:t>
-      </w:r>
-    </w:p>
-    <w:p>
-      <w:r>
-        <w:rPr>
-          <w:rFonts w:ascii="Verdana" w:hAnsi="Verdana"/>
-          <w:i/>
-          <w:sz w:val="14"/>
-        </w:rPr>
-        <w:t>Note 78: Первые три цифры представляют собой код страны ИСО.</w:t>
-      </w:r>
-    </w:p>
-    <w:p>
-      <w:r>
-        <w:rPr>
-          <w:rFonts w:ascii="Verdana" w:hAnsi="Verdana"/>
-          <w:i/>
-          <w:sz w:val="14"/>
-        </w:rPr>
-        <w:t>Note 79: Последняя колонка в таблице содержит соответствующий номер регистрации Химической реферативной службы (CAS) Американского химического общества.</w:t>
-      </w:r>
-    </w:p>
-    <w:p>
-      <w:r>
-        <w:rPr>
-          <w:rFonts w:ascii="Verdana" w:hAnsi="Verdana"/>
-          <w:i/>
-          <w:sz w:val="14"/>
-        </w:rPr>
-        <w:t>Note 80: Средняя часть данной кодовой таблицы (кодовые цифры 100-199) включает термины на нескольких уровнях, которые могут быть использованы для простых и более сложных автоматических станций.</w:t>
-      </w:r>
-    </w:p>
-    <w:p>
-      <w:r>
-        <w:rPr>
-          <w:rFonts w:ascii="Verdana" w:hAnsi="Verdana"/>
-          <w:i/>
-          <w:sz w:val="14"/>
-        </w:rPr>
-        <w:t>Note 81: Номинальный диапазон влажности поверхности почвы — от 0 % до 100 %. В крайних случаях экстраполированное обратное рассеяние при угле наклона в 40 градусов может превышать исходный показатель для влажного обратного рассеяния. В этих случаях значение, полученное в результате процесса измерения влажности поверхности почвы, будет менее 0 % или более 100 %, соответственно.</w:t>
-      </w:r>
-    </w:p>
-    <w:p>
-      <w:r>
-        <w:rPr>
-          <w:rFonts w:ascii="Verdana" w:hAnsi="Verdana"/>
-          <w:i/>
-          <w:sz w:val="14"/>
-        </w:rPr>
-        <w:t>Note 84: Эти величины относятся к хорошо сформированному ветровому волнению в открытом море. В то время как предпочтение следует отдавать описательным терминам, значения этих высот могут использоваться наблюдателем как руководство при передаче состояния поверхности моря, которое возникает в результате различных факторов, таких, как ветер, зыбь, течения, угол между направлением ветра и зыби и т. д.</w:t>
-      </w:r>
-    </w:p>
-    <w:p>
-      <w:r>
-        <w:rPr>
-          <w:rFonts w:ascii="Verdana" w:hAnsi="Verdana"/>
-          <w:i/>
-          <w:sz w:val="14"/>
-        </w:rPr>
-        <w:t>Note 85: Данный дескриптор будет связан с данными по видимости или высоте облаков для указания того, что значение является граничным. Если передаваемое значение является истинным, то кодовая цифра равна нулю. Однако измерение может попасть в предел измерительной способности прибора. Если передаваемое значение больше, чем истинное значение, то кодовая цифра будет равна 1, если передаваемое значение меньше истинного значения, то кодовая цифра будет равна 2.</w:t>
-      </w:r>
-    </w:p>
-    <w:p>
-      <w:r>
-        <w:rPr>
-          <w:rFonts w:ascii="Verdana" w:hAnsi="Verdana"/>
-          <w:i/>
-          <w:sz w:val="14"/>
-        </w:rPr>
-        <w:t>Note 88: Значимость времени должна быть квалифицирована соответствующими периодами времени, которые следует указывать.</w:t>
-      </w:r>
-    </w:p>
-    <w:p>
-      <w:r>
-        <w:rPr>
-          <w:rFonts w:ascii="Verdana" w:hAnsi="Verdana"/>
-          <w:i/>
-          <w:sz w:val="14"/>
-        </w:rPr>
-        <w:t>Note 90: Тип прибора и единицы начальных измерений для измерения ветра (в м с-1 за исключением отдельных указаний).</w:t>
-      </w:r>
-    </w:p>
-    <w:p>
-      <w:r>
-        <w:rPr>
-          <w:rFonts w:ascii="Verdana" w:hAnsi="Verdana"/>
-          <w:i/>
-          <w:sz w:val="14"/>
-        </w:rPr>
-        <w:t>Note 94: Там, где первоначальный метод передачи указывается кодовой цифрой 1, в целях получения достоверных значений данных, соответствующих дескриптору 0 01 012, рекомендуется следующее преобразование: Передаваемое значение Значение данных 0 0 1 45 2 90 3 135 4 180 5 225 6 270 7 315 8 360 9 511</w:t>
-      </w:r>
-    </w:p>
-    <w:p>
-      <w:r>
-        <w:rPr>
-          <w:rFonts w:ascii="Verdana" w:hAnsi="Verdana"/>
-          <w:i/>
-          <w:sz w:val="14"/>
-        </w:rPr>
-        <w:t>Note 95: Там, где первоначальный метод передачи указывается кодовой цифрой 1, в целях получения точных значений данных, соответствующих дескриптору 0 01 013, рекомендуется следующее преобразование: Передаваемое значение Значение данных 0 0 1 1 2 4 3 7 4 9 5 12 6 14 7 17 8 19 9 21 / 1023</w:t>
-      </w:r>
-    </w:p>
-    <w:p>
-      <w:r>
-        <w:rPr>
-          <w:rFonts w:ascii="Verdana" w:hAnsi="Verdana"/>
-          <w:i/>
-          <w:sz w:val="14"/>
-        </w:rPr>
-        <w:t>Note 22: Битовые флаги показывают элементы, включенные при обработке данных зондирования.</w:t>
-      </w:r>
-    </w:p>
     <w:sectPr>
       <w:pgSz w:w="16838" w:h="11906" w:orient="landscape"/>
       <w:pgMar w:top="850" w:right="850" w:bottom="850" w:left="850" w:header="720" w:footer="720" w:gutter="0"/>
